--- a/backend-exhibits/Google MyDrive to OneDrive Advanced Plan - Advanced Include.docx
+++ b/backend-exhibits/Google MyDrive to OneDrive Advanced Plan - Advanced Include.docx
@@ -53,7 +53,7 @@
                 <w:b/>
                 <w:sz w:val="21"/>
               </w:rPr>
-              <w:t xml:space="preserve">Advanced Plan Features (Google to </w:t>
+              <w:t xml:space="preserve">Standard Plan Features (Google to </w:t>
             </w:r>
             <w:proofErr w:type="spellStart"/>
             <w:r>

--- a/backend-exhibits/Google MyDrive to OneDrive Advanced Plan - Advanced Include.docx
+++ b/backend-exhibits/Google MyDrive to OneDrive Advanced Plan - Advanced Include.docx
@@ -49,7 +49,7 @@
             </w:pPr>
             <w:r>
               <w:rPr>
-                <w:rFonts w:ascii="Arial" w:eastAsia="Arial" w:hAnsi="Arial" w:cs="Arial"/>
+                <w:rFonts w:ascii="Arial" w:hAnsi="Arial" w:cs="Arial" w:eastAsia="Arial"/>
                 <w:b/>
                 <w:sz w:val="21"/>
               </w:rPr>
@@ -58,7 +58,7 @@
             <w:proofErr w:type="spellStart"/>
             <w:r>
               <w:rPr>
-                <w:rFonts w:ascii="Arial" w:eastAsia="Arial" w:hAnsi="Arial" w:cs="Arial"/>
+                <w:rFonts w:ascii="Arial" w:hAnsi="Arial" w:cs="Arial" w:eastAsia="Arial"/>
                 <w:b/>
                 <w:sz w:val="21"/>
               </w:rPr>
@@ -67,7 +67,7 @@
             <w:proofErr w:type="spellEnd"/>
             <w:r>
               <w:rPr>
-                <w:rFonts w:ascii="Arial" w:eastAsia="Arial" w:hAnsi="Arial" w:cs="Arial"/>
+                <w:rFonts w:ascii="Arial" w:hAnsi="Arial" w:cs="Arial" w:eastAsia="Arial"/>
                 <w:b/>
                 <w:sz w:val="21"/>
               </w:rPr>
@@ -96,7 +96,7 @@
             </w:pPr>
             <w:r>
               <w:rPr>
-                <w:rFonts w:ascii="Arial" w:eastAsia="Arial" w:hAnsi="Arial" w:cs="Arial"/>
+                <w:rFonts w:ascii="Arial" w:hAnsi="Arial" w:cs="Arial" w:eastAsia="Arial"/>
                 <w:b/>
                 <w:sz w:val="21"/>
               </w:rPr>
@@ -122,7 +122,7 @@
             <w:proofErr w:type="spellStart"/>
             <w:r>
               <w:rPr>
-                <w:rFonts w:ascii="Arial" w:eastAsia="Arial" w:hAnsi="Arial" w:cs="Arial"/>
+                <w:rFonts w:ascii="Arial" w:hAnsi="Arial" w:cs="Arial" w:eastAsia="Arial"/>
                 <w:sz w:val="21"/>
               </w:rPr>
               <w:t>CloudFuze</w:t>
@@ -130,7 +130,7 @@
             <w:proofErr w:type="spellEnd"/>
             <w:r>
               <w:rPr>
-                <w:rFonts w:ascii="Arial" w:eastAsia="Arial" w:hAnsi="Arial" w:cs="Arial"/>
+                <w:rFonts w:ascii="Arial" w:hAnsi="Arial" w:cs="Arial" w:eastAsia="Arial"/>
                 <w:sz w:val="21"/>
               </w:rPr>
               <w:t xml:space="preserve"> ensures the seamless migration of the data from the source cloud to destination, preserving the accuracy and integrity of the data structure.</w:t>
@@ -158,7 +158,7 @@
             </w:pPr>
             <w:r>
               <w:rPr>
-                <w:rFonts w:ascii="Arial" w:eastAsia="Arial" w:hAnsi="Arial" w:cs="Arial"/>
+                <w:rFonts w:ascii="Arial" w:hAnsi="Arial" w:cs="Arial" w:eastAsia="Arial"/>
                 <w:b/>
                 <w:sz w:val="21"/>
               </w:rPr>
@@ -183,7 +183,7 @@
             </w:pPr>
             <w:r>
               <w:rPr>
-                <w:rFonts w:ascii="Arial" w:eastAsia="Arial" w:hAnsi="Arial" w:cs="Arial"/>
+                <w:rFonts w:ascii="Arial" w:hAnsi="Arial" w:cs="Arial" w:eastAsia="Arial"/>
                 <w:sz w:val="21"/>
               </w:rPr>
               <w:t>The initial data migration from source to destination is considered as Onetime migration.</w:t>
@@ -211,7 +211,7 @@
             </w:pPr>
             <w:r>
               <w:rPr>
-                <w:rFonts w:ascii="Arial" w:eastAsia="Arial" w:hAnsi="Arial" w:cs="Arial"/>
+                <w:rFonts w:ascii="Arial" w:hAnsi="Arial" w:cs="Arial" w:eastAsia="Arial"/>
                 <w:b/>
                 <w:sz w:val="21"/>
               </w:rPr>
@@ -236,7 +236,7 @@
             </w:pPr>
             <w:r>
               <w:rPr>
-                <w:rFonts w:ascii="Arial" w:eastAsia="Arial" w:hAnsi="Arial" w:cs="Arial"/>
+                <w:rFonts w:ascii="Arial" w:hAnsi="Arial" w:cs="Arial" w:eastAsia="Arial"/>
                 <w:sz w:val="21"/>
               </w:rPr>
               <w:t>Migration of incremental changes made in source during the onetime migration.</w:t>
@@ -264,7 +264,7 @@
             </w:pPr>
             <w:r>
               <w:rPr>
-                <w:rFonts w:ascii="Arial" w:eastAsia="Arial" w:hAnsi="Arial" w:cs="Arial"/>
+                <w:rFonts w:ascii="Arial" w:hAnsi="Arial" w:cs="Arial" w:eastAsia="Arial"/>
                 <w:b/>
                 <w:sz w:val="21"/>
               </w:rPr>
@@ -290,7 +290,7 @@
             <w:proofErr w:type="spellStart"/>
             <w:r>
               <w:rPr>
-                <w:rFonts w:ascii="Arial" w:eastAsia="Arial" w:hAnsi="Arial" w:cs="Arial"/>
+                <w:rFonts w:ascii="Arial" w:hAnsi="Arial" w:cs="Arial" w:eastAsia="Arial"/>
                 <w:sz w:val="21"/>
               </w:rPr>
               <w:t>CloudFuze</w:t>
@@ -298,7 +298,7 @@
             <w:proofErr w:type="spellEnd"/>
             <w:r>
               <w:rPr>
-                <w:rFonts w:ascii="Arial" w:eastAsia="Arial" w:hAnsi="Arial" w:cs="Arial"/>
+                <w:rFonts w:ascii="Arial" w:hAnsi="Arial" w:cs="Arial" w:eastAsia="Arial"/>
                 <w:sz w:val="21"/>
               </w:rPr>
               <w:t xml:space="preserve"> preserves all root folder permissions along with access levels.</w:t>
@@ -326,7 +326,7 @@
             </w:pPr>
             <w:r>
               <w:rPr>
-                <w:rFonts w:ascii="Arial" w:eastAsia="Arial" w:hAnsi="Arial" w:cs="Arial"/>
+                <w:rFonts w:ascii="Arial" w:hAnsi="Arial" w:cs="Arial" w:eastAsia="Arial"/>
                 <w:b/>
                 <w:sz w:val="21"/>
               </w:rPr>
@@ -352,7 +352,7 @@
             <w:proofErr w:type="spellStart"/>
             <w:r>
               <w:rPr>
-                <w:rFonts w:ascii="Arial" w:eastAsia="Arial" w:hAnsi="Arial" w:cs="Arial"/>
+                <w:rFonts w:ascii="Arial" w:hAnsi="Arial" w:cs="Arial" w:eastAsia="Arial"/>
                 <w:sz w:val="21"/>
               </w:rPr>
               <w:t>CloudFuze</w:t>
@@ -360,7 +360,7 @@
             <w:proofErr w:type="spellEnd"/>
             <w:r>
               <w:rPr>
-                <w:rFonts w:ascii="Arial" w:eastAsia="Arial" w:hAnsi="Arial" w:cs="Arial"/>
+                <w:rFonts w:ascii="Arial" w:hAnsi="Arial" w:cs="Arial" w:eastAsia="Arial"/>
                 <w:sz w:val="21"/>
               </w:rPr>
               <w:t xml:space="preserve"> preserves all Root file permissions along with access levels.</w:t>
@@ -388,7 +388,7 @@
             </w:pPr>
             <w:r>
               <w:rPr>
-                <w:rFonts w:ascii="Arial" w:eastAsia="Arial" w:hAnsi="Arial" w:cs="Arial"/>
+                <w:rFonts w:ascii="Arial" w:hAnsi="Arial" w:cs="Arial" w:eastAsia="Arial"/>
                 <w:b/>
                 <w:sz w:val="21"/>
               </w:rPr>
@@ -414,7 +414,7 @@
             <w:proofErr w:type="spellStart"/>
             <w:r>
               <w:rPr>
-                <w:rFonts w:ascii="Arial" w:eastAsia="Arial" w:hAnsi="Arial" w:cs="Arial"/>
+                <w:rFonts w:ascii="Arial" w:hAnsi="Arial" w:cs="Arial" w:eastAsia="Arial"/>
                 <w:sz w:val="21"/>
               </w:rPr>
               <w:t>CloudFuze</w:t>
@@ -422,7 +422,7 @@
             <w:proofErr w:type="spellEnd"/>
             <w:r>
               <w:rPr>
-                <w:rFonts w:ascii="Arial" w:eastAsia="Arial" w:hAnsi="Arial" w:cs="Arial"/>
+                <w:rFonts w:ascii="Arial" w:hAnsi="Arial" w:cs="Arial" w:eastAsia="Arial"/>
                 <w:sz w:val="21"/>
               </w:rPr>
               <w:t xml:space="preserve"> preserves all subfolder permissions along with access levels.</w:t>
@@ -450,7 +450,7 @@
             </w:pPr>
             <w:r>
               <w:rPr>
-                <w:rFonts w:ascii="Arial" w:eastAsia="Arial" w:hAnsi="Arial" w:cs="Arial"/>
+                <w:rFonts w:ascii="Arial" w:hAnsi="Arial" w:cs="Arial" w:eastAsia="Arial"/>
                 <w:b/>
                 <w:sz w:val="21"/>
               </w:rPr>
@@ -476,7 +476,7 @@
             <w:proofErr w:type="spellStart"/>
             <w:r>
               <w:rPr>
-                <w:rFonts w:ascii="Arial" w:eastAsia="Arial" w:hAnsi="Arial" w:cs="Arial"/>
+                <w:rFonts w:ascii="Arial" w:hAnsi="Arial" w:cs="Arial" w:eastAsia="Arial"/>
                 <w:sz w:val="21"/>
               </w:rPr>
               <w:t>CloudFuze</w:t>
@@ -484,7 +484,7 @@
             <w:proofErr w:type="spellEnd"/>
             <w:r>
               <w:rPr>
-                <w:rFonts w:ascii="Arial" w:eastAsia="Arial" w:hAnsi="Arial" w:cs="Arial"/>
+                <w:rFonts w:ascii="Arial" w:hAnsi="Arial" w:cs="Arial" w:eastAsia="Arial"/>
                 <w:sz w:val="21"/>
               </w:rPr>
               <w:t xml:space="preserve"> preserves all inner file permissions along with access levels.</w:t>
@@ -512,7 +512,7 @@
             </w:pPr>
             <w:r>
               <w:rPr>
-                <w:rFonts w:ascii="Arial" w:eastAsia="Arial" w:hAnsi="Arial" w:cs="Arial"/>
+                <w:rFonts w:ascii="Arial" w:hAnsi="Arial" w:cs="Arial" w:eastAsia="Arial"/>
                 <w:b/>
                 <w:sz w:val="21"/>
               </w:rPr>
@@ -538,7 +538,7 @@
             <w:proofErr w:type="spellStart"/>
             <w:r>
               <w:rPr>
-                <w:rFonts w:ascii="Arial" w:eastAsia="Arial" w:hAnsi="Arial" w:cs="Arial"/>
+                <w:rFonts w:ascii="Arial" w:hAnsi="Arial" w:cs="Arial" w:eastAsia="Arial"/>
                 <w:sz w:val="21"/>
               </w:rPr>
               <w:t>CloudFuze</w:t>
@@ -546,7 +546,7 @@
             <w:proofErr w:type="spellEnd"/>
             <w:r>
               <w:rPr>
-                <w:rFonts w:ascii="Arial" w:eastAsia="Arial" w:hAnsi="Arial" w:cs="Arial"/>
+                <w:rFonts w:ascii="Arial" w:hAnsi="Arial" w:cs="Arial" w:eastAsia="Arial"/>
                 <w:sz w:val="21"/>
               </w:rPr>
               <w:t xml:space="preserve"> migrates all shared links from source to destination and maintains the type of links.</w:t>
@@ -574,7 +574,7 @@
             </w:pPr>
             <w:r>
               <w:rPr>
-                <w:rFonts w:ascii="Arial" w:eastAsia="Arial" w:hAnsi="Arial" w:cs="Arial"/>
+                <w:rFonts w:ascii="Arial" w:hAnsi="Arial" w:cs="Arial" w:eastAsia="Arial"/>
                 <w:b/>
                 <w:sz w:val="21"/>
               </w:rPr>
@@ -600,7 +600,7 @@
             <w:proofErr w:type="spellStart"/>
             <w:r>
               <w:rPr>
-                <w:rFonts w:ascii="Arial" w:eastAsia="Arial" w:hAnsi="Arial" w:cs="Arial"/>
+                <w:rFonts w:ascii="Arial" w:hAnsi="Arial" w:cs="Arial" w:eastAsia="Arial"/>
                 <w:sz w:val="21"/>
               </w:rPr>
               <w:t>CloudFuze</w:t>
@@ -608,7 +608,7 @@
             <w:proofErr w:type="spellEnd"/>
             <w:r>
               <w:rPr>
-                <w:rFonts w:ascii="Arial" w:eastAsia="Arial" w:hAnsi="Arial" w:cs="Arial"/>
+                <w:rFonts w:ascii="Arial" w:hAnsi="Arial" w:cs="Arial" w:eastAsia="Arial"/>
                 <w:sz w:val="21"/>
               </w:rPr>
               <w:t xml:space="preserve"> can migrate external permissions (Files/Folders shared with people of outside organizations) of files/folders to the destination along with access levels.</w:t>
@@ -636,7 +636,7 @@
             </w:pPr>
             <w:r>
               <w:rPr>
-                <w:rFonts w:ascii="Arial" w:eastAsia="Arial" w:hAnsi="Arial" w:cs="Arial"/>
+                <w:rFonts w:ascii="Arial" w:hAnsi="Arial" w:cs="Arial" w:eastAsia="Arial"/>
                 <w:b/>
                 <w:sz w:val="21"/>
               </w:rPr>
@@ -661,7 +661,7 @@
             </w:pPr>
             <w:r>
               <w:rPr>
-                <w:rFonts w:ascii="Arial" w:eastAsia="Arial" w:hAnsi="Arial" w:cs="Arial"/>
+                <w:rFonts w:ascii="Arial" w:hAnsi="Arial" w:cs="Arial" w:eastAsia="Arial"/>
                 <w:sz w:val="21"/>
               </w:rPr>
               <w:t>Maintaining the original timestamps, including creation and modification dates and times, when transferring data to the destination cloud.</w:t>
@@ -689,7 +689,7 @@
             </w:pPr>
             <w:r>
               <w:rPr>
-                <w:rFonts w:ascii="Arial" w:eastAsia="Arial" w:hAnsi="Arial" w:cs="Arial"/>
+                <w:rFonts w:ascii="Arial" w:hAnsi="Arial" w:cs="Arial" w:eastAsia="Arial"/>
                 <w:b/>
                 <w:sz w:val="21"/>
               </w:rPr>
@@ -714,7 +714,7 @@
             </w:pPr>
             <w:r>
               <w:rPr>
-                <w:rFonts w:ascii="Arial" w:eastAsia="Arial" w:hAnsi="Arial" w:cs="Arial"/>
+                <w:rFonts w:ascii="Arial" w:hAnsi="Arial" w:cs="Arial" w:eastAsia="Arial"/>
                 <w:sz w:val="21"/>
               </w:rPr>
               <w:t>Special characters not supported by the destination cloud will be automatically replaced with underscores (_) or hyphens (-). This ensures that the integrity of the data is maintained during the migration process.</w:t>
@@ -742,7 +742,7 @@
             </w:pPr>
             <w:r>
               <w:rPr>
-                <w:rFonts w:ascii="Arial" w:eastAsia="Arial" w:hAnsi="Arial" w:cs="Arial"/>
+                <w:rFonts w:ascii="Arial" w:hAnsi="Arial" w:cs="Arial" w:eastAsia="Arial"/>
                 <w:b/>
                 <w:sz w:val="21"/>
               </w:rPr>
@@ -767,7 +767,7 @@
             </w:pPr>
             <w:r>
               <w:rPr>
-                <w:rFonts w:ascii="Arial" w:eastAsia="Arial" w:hAnsi="Arial" w:cs="Arial"/>
+                <w:rFonts w:ascii="Arial" w:hAnsi="Arial" w:cs="Arial" w:eastAsia="Arial"/>
                 <w:sz w:val="21"/>
               </w:rPr>
               <w:t>The system will automatically prevent the generation of email notifications for collaborations on folders/files originating from the destination cloud.</w:t>
@@ -795,7 +795,7 @@
             </w:pPr>
             <w:r>
               <w:rPr>
-                <w:rFonts w:ascii="Arial" w:eastAsia="Arial" w:hAnsi="Arial" w:cs="Arial"/>
+                <w:rFonts w:ascii="Arial" w:hAnsi="Arial" w:cs="Arial" w:eastAsia="Arial"/>
                 <w:b/>
                 <w:sz w:val="21"/>
               </w:rPr>
@@ -820,7 +820,7 @@
             </w:pPr>
             <w:r>
               <w:rPr>
-                <w:rFonts w:ascii="Arial" w:eastAsia="Arial" w:hAnsi="Arial" w:cs="Arial"/>
+                <w:rFonts w:ascii="Arial" w:hAnsi="Arial" w:cs="Arial" w:eastAsia="Arial"/>
                 <w:sz w:val="21"/>
               </w:rPr>
               <w:t>If the destination cloud has a long folder path limitation, the system automatically adjusts the destination's path as per the limitation.</w:t>
@@ -848,7 +848,7 @@
             </w:pPr>
             <w:r>
               <w:rPr>
-                <w:rFonts w:ascii="Arial" w:eastAsia="Arial" w:hAnsi="Arial" w:cs="Arial"/>
+                <w:rFonts w:ascii="Arial" w:hAnsi="Arial" w:cs="Arial" w:eastAsia="Arial"/>
                 <w:b/>
                 <w:sz w:val="21"/>
               </w:rPr>
@@ -873,7 +873,7 @@
             </w:pPr>
             <w:r>
               <w:rPr>
-                <w:rFonts w:ascii="Arial" w:eastAsia="Arial" w:hAnsi="Arial" w:cs="Arial"/>
+                <w:rFonts w:ascii="Arial" w:hAnsi="Arial" w:cs="Arial" w:eastAsia="Arial"/>
                 <w:sz w:val="21"/>
               </w:rPr>
               <w:t>Conflicts will be re-</w:t>
@@ -881,7 +881,7 @@
             <w:proofErr w:type="gramStart"/>
             <w:r>
               <w:rPr>
-                <w:rFonts w:ascii="Arial" w:eastAsia="Arial" w:hAnsi="Arial" w:cs="Arial"/>
+                <w:rFonts w:ascii="Arial" w:hAnsi="Arial" w:cs="Arial" w:eastAsia="Arial"/>
                 <w:sz w:val="21"/>
               </w:rPr>
               <w:t>tried</w:t>
@@ -889,7 +889,7 @@
             <w:proofErr w:type="gramEnd"/>
             <w:r>
               <w:rPr>
-                <w:rFonts w:ascii="Arial" w:eastAsia="Arial" w:hAnsi="Arial" w:cs="Arial"/>
+                <w:rFonts w:ascii="Arial" w:hAnsi="Arial" w:cs="Arial" w:eastAsia="Arial"/>
                 <w:sz w:val="21"/>
               </w:rPr>
               <w:t xml:space="preserve"> three times automatically.</w:t>
@@ -917,7 +917,7 @@
             </w:pPr>
             <w:r>
               <w:rPr>
-                <w:rFonts w:ascii="Arial" w:eastAsia="Arial" w:hAnsi="Arial" w:cs="Arial"/>
+                <w:rFonts w:ascii="Arial" w:hAnsi="Arial" w:cs="Arial" w:eastAsia="Arial"/>
                 <w:b/>
                 <w:sz w:val="21"/>
               </w:rPr>
@@ -942,7 +942,7 @@
             </w:pPr>
             <w:r>
               <w:rPr>
-                <w:rFonts w:ascii="Arial" w:eastAsia="Arial" w:hAnsi="Arial" w:cs="Arial"/>
+                <w:rFonts w:ascii="Arial" w:hAnsi="Arial" w:cs="Arial" w:eastAsia="Arial"/>
                 <w:sz w:val="21"/>
               </w:rPr>
               <w:t>The system retains the addresses of links present within a file, which point to other files in the cloud. These links' addresses will be transformed into appropriate destination formats during Migration.</w:t>
@@ -970,7 +970,7 @@
             </w:pPr>
             <w:r>
               <w:rPr>
-                <w:rFonts w:ascii="Arial" w:eastAsia="Arial" w:hAnsi="Arial" w:cs="Arial"/>
+                <w:rFonts w:ascii="Arial" w:hAnsi="Arial" w:cs="Arial" w:eastAsia="Arial"/>
                 <w:b/>
                 <w:sz w:val="21"/>
               </w:rPr>
@@ -995,7 +995,7 @@
             </w:pPr>
             <w:r>
               <w:rPr>
-                <w:rFonts w:ascii="Arial" w:eastAsia="Arial" w:hAnsi="Arial" w:cs="Arial"/>
+                <w:rFonts w:ascii="Arial" w:hAnsi="Arial" w:cs="Arial" w:eastAsia="Arial"/>
                 <w:sz w:val="21"/>
               </w:rPr>
               <w:t>Migration of all file versions from source to destination.</w:t>
@@ -1019,10 +1019,10 @@
   <w:docDefaults>
     <w:rPrDefault>
       <w:rPr>
-        <w:rFonts w:asciiTheme="minorHAnsi" w:eastAsiaTheme="minorEastAsia" w:hAnsiTheme="minorHAnsi" w:cstheme="minorBidi"/>
+        <w:rFonts w:ascii="Arial" w:hAnsi="Arial" w:cs="Arial" w:eastAsia="Arial"/>
         <w:kern w:val="2"/>
-        <w:sz w:val="24"/>
-        <w:szCs w:val="24"/>
+        <w:sz w:val="21"/>
+        <w:szCs w:val="21"/>
         <w:lang w:val="en-IN" w:eastAsia="en-IN" w:bidi="ar-SA"/>
         <w14:ligatures w14:val="standardContextual"/>
       </w:rPr>
@@ -1418,9 +1418,9 @@
       <w:spacing w:line="259" w:lineRule="auto"/>
     </w:pPr>
     <w:rPr>
-      <w:rFonts w:ascii="Calibri" w:eastAsia="Calibri" w:hAnsi="Calibri" w:cs="Calibri"/>
+      <w:rFonts w:ascii="Arial" w:hAnsi="Arial" w:cs="Arial" w:eastAsia="Arial"/>
       <w:color w:val="000000"/>
-      <w:sz w:val="22"/>
+      <w:sz w:val="21"/>
     </w:rPr>
   </w:style>
   <w:style w:type="character" w:default="1" w:styleId="DefaultParagraphFont">
